--- a/软著文档示例/说明文示例.docx
+++ b/软著文档示例/说明文示例.docx
@@ -1,6 +1,6 @@
 
 <file path=word/document.xml><?xml version="1.0" encoding="utf-8"?>
-<w:document xmlns:wpc="http://schemas.microsoft.com/office/word/2010/wordprocessingCanvas" xmlns:cx="http://schemas.microsoft.com/office/drawing/2014/chartex" xmlns:cx1="http://schemas.microsoft.com/office/drawing/2015/9/8/chartex" xmlns:cx2="http://schemas.microsoft.com/office/drawing/2015/10/21/chartex" xmlns:cx3="http://schemas.microsoft.com/office/drawing/2016/5/9/chartex" xmlns:cx4="http://schemas.microsoft.com/office/drawing/2016/5/10/chartex" xmlns:cx5="http://schemas.microsoft.com/office/drawing/2016/5/11/chartex" xmlns:cx6="http://schemas.microsoft.com/office/drawing/2016/5/12/chartex" xmlns:cx7="http://schemas.microsoft.com/office/drawing/2016/5/13/chartex" xmlns:cx8="http://schemas.microsoft.com/office/drawing/2016/5/14/chartex" xmlns:mc="http://schemas.openxmlformats.org/markup-compatibility/2006" xmlns:aink="http://schemas.microsoft.com/office/drawing/2016/ink" xmlns:am3d="http://schemas.microsoft.com/office/drawing/2017/model3d" xmlns:o="urn:schemas-microsoft-com:office:office" xmlns:oel="http://schemas.microsoft.com/office/2019/extlst" xmlns:r="http://schemas.openxmlformats.org/officeDocument/2006/relationships" xmlns:m="http://schemas.openxmlformats.org/officeDocument/2006/math" xmlns:v="urn:schemas-microsoft-com:vml" xmlns:wp14="http://schemas.microsoft.com/office/word/2010/wordprocessingDrawing" xmlns:wp="http://schemas.openxmlformats.org/drawingml/2006/wordprocessingDrawing" xmlns:w10="urn:schemas-microsoft-com:office:word" xmlns:w="http://schemas.openxmlformats.org/wordprocessingml/2006/main" xmlns:w14="http://schemas.microsoft.com/office/word/2010/wordml" xmlns:w15="http://schemas.microsoft.com/office/word/2012/wordml" xmlns:w16cex="http://schemas.microsoft.com/office/word/2018/wordml/cex" xmlns:w16cid="http://schemas.microsoft.com/office/word/2016/wordml/cid" xmlns:w16="http://schemas.microsoft.com/office/word/2018/wordml" xmlns:w16du="http://schemas.microsoft.com/office/word/2023/wordml/word16du" xmlns:w16sdtdh="http://schemas.microsoft.com/office/word/2020/wordml/sdtdatahash" xmlns:w16sdtfl="http://schemas.microsoft.com/office/word/2024/wordml/sdtformatlock" xmlns:w16se="http://schemas.microsoft.com/office/word/2015/wordml/symex" xmlns:wpg="http://schemas.microsoft.com/office/word/2010/wordprocessingGroup" xmlns:wpi="http://schemas.microsoft.com/office/word/2010/wordprocessingInk" xmlns:wne="http://schemas.microsoft.com/office/word/2006/wordml" xmlns:wps="http://schemas.microsoft.com/office/word/2010/wordprocessingShape" mc:Ignorable="w14 w15 w16se w16cid w16 w16cex w16sdtdh w16sdtfl w16du wp14">
+<w:document xmlns:wpc="http://schemas.microsoft.com/office/word/2010/wordprocessingCanvas" xmlns:cx="http://schemas.microsoft.com/office/drawing/2014/chartex" xmlns:cx1="http://schemas.microsoft.com/office/drawing/2015/9/8/chartex" xmlns:cx2="http://schemas.microsoft.com/office/drawing/2015/10/21/chartex" xmlns:cx3="http://schemas.microsoft.com/office/drawing/2016/5/9/chartex" xmlns:cx4="http://schemas.microsoft.com/office/drawing/2016/5/10/chartex" xmlns:cx5="http://schemas.microsoft.com/office/drawing/2016/5/11/chartex" xmlns:cx6="http://schemas.microsoft.com/office/drawing/2016/5/12/chartex" xmlns:cx7="http://schemas.microsoft.com/office/drawing/2016/5/13/chartex" xmlns:cx8="http://schemas.microsoft.com/office/drawing/2016/5/14/chartex" xmlns:mc="http://schemas.openxmlformats.org/markup-compatibility/2006" xmlns:aink="http://schemas.microsoft.com/office/drawing/2016/ink" xmlns:am3d="http://schemas.microsoft.com/office/drawing/2017/model3d" xmlns:o="urn:schemas-microsoft-com:office:office" xmlns:oel="http://schemas.microsoft.com/office/2019/extlst" xmlns:r="http://schemas.openxmlformats.org/officeDocument/2006/relationships" xmlns:m="http://schemas.openxmlformats.org/officeDocument/2006/math" xmlns:v="urn:schemas-microsoft-com:vml" xmlns:wp14="http://schemas.microsoft.com/office/word/2010/wordprocessingDrawing" xmlns:wp="http://schemas.openxmlformats.org/drawingml/2006/wordprocessingDrawing" xmlns:w10="urn:schemas-microsoft-com:office:word" xmlns:w="http://schemas.openxmlformats.org/wordprocessingml/2006/main" xmlns:w14="http://schemas.microsoft.com/office/word/2010/wordml" xmlns:w15="http://schemas.microsoft.com/office/word/2012/wordml" xmlns:w16cei="http://schemas.microsoft.com/office/word/2026/wordml/cei" xmlns:w16cex="http://schemas.microsoft.com/office/word/2018/wordml/cex" xmlns:w16cid="http://schemas.microsoft.com/office/word/2016/wordml/cid" xmlns:w16="http://schemas.microsoft.com/office/word/2018/wordml" xmlns:w16du="http://schemas.microsoft.com/office/word/2023/wordml/word16du" xmlns:w16sdtdh="http://schemas.microsoft.com/office/word/2020/wordml/sdtdatahash" xmlns:w16sdtfl="http://schemas.microsoft.com/office/word/2024/wordml/sdtformatlock" xmlns:w16se="http://schemas.microsoft.com/office/word/2015/wordml/symex" xmlns:wpg="http://schemas.microsoft.com/office/word/2010/wordprocessingGroup" xmlns:wpi="http://schemas.microsoft.com/office/word/2010/wordprocessingInk" xmlns:wne="http://schemas.microsoft.com/office/word/2006/wordml" xmlns:wps="http://schemas.microsoft.com/office/word/2010/wordprocessingShape" mc:Ignorable="w14 w15 w16se w16cid w16 w16cex w16sdtdh w16sdtfl w16du wp14">
   <w:body>
     <w:p>
       <w:pPr>
@@ -1534,15 +1534,7 @@
         <w:t>30%</w:t>
       </w:r>
       <w:r>
-        <w:t>以上，</w:t>
-      </w:r>
-      <w:proofErr w:type="gramStart"/>
-      <w:r>
-        <w:t>且传统</w:t>
-      </w:r>
-      <w:proofErr w:type="gramEnd"/>
-      <w:r>
-        <w:t>人工监测模式存在效率低下、误差大、无法实时预警等缺陷，严重制约了行业的发展。在此背景下，开发一款能够实现海洋防污材料全生命周期智能化监测与管理的系统变得尤为迫切。</w:t>
+        <w:t>以上，且传统人工监测模式存在效率低下、误差大、无法实时预警等缺陷，严重制约了行业的发展。在此背景下，开发一款能够实现海洋防污材料全生命周期智能化监测与管理的系统变得尤为迫切。</w:t>
       </w:r>
     </w:p>
     <w:p>
@@ -1627,15 +1619,7 @@
         <w:t>JWT</w:t>
       </w:r>
       <w:r>
-        <w:t>认证、密码加密、权限控制等多重安全机制，确保数据传输和存储的安全性；通过模块化设计和</w:t>
-      </w:r>
-      <w:proofErr w:type="gramStart"/>
-      <w:r>
-        <w:t>可</w:t>
-      </w:r>
-      <w:proofErr w:type="gramEnd"/>
-      <w:r>
-        <w:t>扩展架构，为未来功能扩展和系统集成提供了便利。</w:t>
+        <w:t>认证、密码加密、权限控制等多重安全机制，确保数据传输和存储的安全性；通过模块化设计和可扩展架构，为未来功能扩展和系统集成提供了便利。</w:t>
       </w:r>
     </w:p>
     <w:p>
@@ -2195,15 +2179,16 @@
           <w:bCs/>
           <w:szCs w:val="32"/>
         </w:rPr>
-        <w:t>xxx(</w:t>
-      </w:r>
+        <w:t>xxx</w:t>
+      </w:r>
+      <w:proofErr w:type="gramStart"/>
       <w:r>
         <w:rPr>
           <w:rFonts w:hint="eastAsia"/>
           <w:bCs/>
           <w:szCs w:val="32"/>
         </w:rPr>
-        <w:t>特点名称</w:t>
+        <w:t>(</w:t>
       </w:r>
       <w:r>
         <w:rPr>
@@ -2211,8 +2196,17 @@
           <w:bCs/>
           <w:szCs w:val="32"/>
         </w:rPr>
+        <w:t>特点名称</w:t>
+      </w:r>
+      <w:r>
+        <w:rPr>
+          <w:rFonts w:hint="eastAsia"/>
+          <w:bCs/>
+          <w:szCs w:val="32"/>
+        </w:rPr>
         <w:t>)</w:t>
       </w:r>
+      <w:proofErr w:type="gramEnd"/>
     </w:p>
     <w:p>
       <w:pPr>
@@ -2259,15 +2253,16 @@
           <w:bCs/>
           <w:szCs w:val="32"/>
         </w:rPr>
-        <w:t>xxx(</w:t>
-      </w:r>
+        <w:t>xxx</w:t>
+      </w:r>
+      <w:proofErr w:type="gramStart"/>
       <w:r>
         <w:rPr>
           <w:rFonts w:hint="eastAsia"/>
           <w:bCs/>
           <w:szCs w:val="32"/>
         </w:rPr>
-        <w:t>特点名称</w:t>
+        <w:t>(</w:t>
       </w:r>
       <w:r>
         <w:rPr>
@@ -2275,8 +2270,17 @@
           <w:bCs/>
           <w:szCs w:val="32"/>
         </w:rPr>
+        <w:t>特点名称</w:t>
+      </w:r>
+      <w:r>
+        <w:rPr>
+          <w:rFonts w:hint="eastAsia"/>
+          <w:bCs/>
+          <w:szCs w:val="32"/>
+        </w:rPr>
         <w:t>)</w:t>
       </w:r>
+      <w:proofErr w:type="gramEnd"/>
     </w:p>
     <w:p>
       <w:pPr>
@@ -2323,15 +2327,16 @@
           <w:bCs/>
           <w:szCs w:val="32"/>
         </w:rPr>
-        <w:t>xxx(</w:t>
-      </w:r>
+        <w:t>xxx</w:t>
+      </w:r>
+      <w:proofErr w:type="gramStart"/>
       <w:r>
         <w:rPr>
           <w:rFonts w:hint="eastAsia"/>
           <w:bCs/>
           <w:szCs w:val="32"/>
         </w:rPr>
-        <w:t>特点名称</w:t>
+        <w:t>(</w:t>
       </w:r>
       <w:r>
         <w:rPr>
@@ -2339,8 +2344,17 @@
           <w:bCs/>
           <w:szCs w:val="32"/>
         </w:rPr>
+        <w:t>特点名称</w:t>
+      </w:r>
+      <w:r>
+        <w:rPr>
+          <w:rFonts w:hint="eastAsia"/>
+          <w:bCs/>
+          <w:szCs w:val="32"/>
+        </w:rPr>
         <w:t>)</w:t>
       </w:r>
+      <w:proofErr w:type="gramEnd"/>
     </w:p>
     <w:p>
       <w:pPr>
@@ -2729,6 +2743,7 @@
           <w:color w:val="EE0000"/>
         </w:rPr>
       </w:pPr>
+      <w:proofErr w:type="gramStart"/>
       <w:r>
         <w:rPr>
           <w:rFonts w:hint="eastAsia"/>
@@ -2799,6 +2814,7 @@
         </w:rPr>
         <w:t>)</w:t>
       </w:r>
+      <w:proofErr w:type="gramEnd"/>
       <w:r>
         <w:rPr>
           <w:rFonts w:hint="eastAsia"/>
@@ -2892,6 +2908,7 @@
           <w:color w:val="EE0000"/>
         </w:rPr>
       </w:pPr>
+      <w:proofErr w:type="gramStart"/>
       <w:r>
         <w:rPr>
           <w:rFonts w:hint="eastAsia"/>
@@ -2962,6 +2979,7 @@
         </w:rPr>
         <w:t>)</w:t>
       </w:r>
+      <w:proofErr w:type="gramEnd"/>
       <w:r>
         <w:rPr>
           <w:rFonts w:hint="eastAsia"/>
@@ -3048,6 +3066,7 @@
           <w:color w:val="EE0000"/>
         </w:rPr>
       </w:pPr>
+      <w:proofErr w:type="gramStart"/>
       <w:r>
         <w:rPr>
           <w:rFonts w:hint="eastAsia"/>
@@ -3118,6 +3137,7 @@
         </w:rPr>
         <w:t>)</w:t>
       </w:r>
+      <w:proofErr w:type="gramEnd"/>
       <w:r>
         <w:rPr>
           <w:rFonts w:hint="eastAsia"/>
@@ -3204,6 +3224,7 @@
           <w:color w:val="EE0000"/>
         </w:rPr>
       </w:pPr>
+      <w:proofErr w:type="gramStart"/>
       <w:r>
         <w:rPr>
           <w:rFonts w:hint="eastAsia"/>
@@ -3274,6 +3295,7 @@
         </w:rPr>
         <w:t>)</w:t>
       </w:r>
+      <w:proofErr w:type="gramEnd"/>
       <w:r>
         <w:rPr>
           <w:rFonts w:hint="eastAsia"/>
@@ -3427,21 +3449,7 @@
         <w:rPr>
           <w:rFonts w:hint="eastAsia"/>
         </w:rPr>
-        <w:t>所示，首先展示的第一个页面为数据总</w:t>
-      </w:r>
-      <w:proofErr w:type="gramStart"/>
-      <w:r>
-        <w:rPr>
-          <w:rFonts w:hint="eastAsia"/>
-        </w:rPr>
-        <w:t>览</w:t>
-      </w:r>
-      <w:proofErr w:type="gramEnd"/>
-      <w:r>
-        <w:rPr>
-          <w:rFonts w:hint="eastAsia"/>
-        </w:rPr>
-        <w:t>页面（</w:t>
+        <w:t>所示，首先展示的第一个页面为数据总览页面（</w:t>
       </w:r>
       <w:r>
         <w:rPr>
@@ -3453,21 +3461,7 @@
         <w:rPr>
           <w:rFonts w:hint="eastAsia"/>
         </w:rPr>
-        <w:t>），是用户进入系统后首先看到的界面。该页面采用现代化的卡片式布局，结合了蓝色为主色调的设计风格，整体界面简洁明了</w:t>
-      </w:r>
-      <w:proofErr w:type="gramStart"/>
-      <w:r>
-        <w:rPr>
-          <w:rFonts w:hint="eastAsia"/>
-        </w:rPr>
-        <w:t>且信息</w:t>
-      </w:r>
-      <w:proofErr w:type="gramEnd"/>
-      <w:r>
-        <w:rPr>
-          <w:rFonts w:hint="eastAsia"/>
-        </w:rPr>
-        <w:t>丰富，为用户提供系统核心数据的概览和快速操作入口。</w:t>
+        <w:t>），是用户进入系统后首先看到的界面。该页面采用现代化的卡片式布局，结合了蓝色为主色调的设计风格，整体界面简洁明了且信息丰富，为用户提供系统核心数据的概览和快速操作入口。</w:t>
       </w:r>
     </w:p>
     <w:p>
@@ -3490,35 +3484,7 @@
         <w:rPr>
           <w:rFonts w:hint="eastAsia"/>
         </w:rPr>
-        <w:t>”，清晰标识当前使用的系统版本。左侧为导航菜单，包含数据总</w:t>
-      </w:r>
-      <w:proofErr w:type="gramStart"/>
-      <w:r>
-        <w:rPr>
-          <w:rFonts w:hint="eastAsia"/>
-        </w:rPr>
-        <w:t>览</w:t>
-      </w:r>
-      <w:proofErr w:type="gramEnd"/>
-      <w:r>
-        <w:rPr>
-          <w:rFonts w:hint="eastAsia"/>
-        </w:rPr>
-        <w:t>、设备管理、材料管理、报警事件和数据分析五个主要功能模块的入口，当前选中的数据总</w:t>
-      </w:r>
-      <w:proofErr w:type="gramStart"/>
-      <w:r>
-        <w:rPr>
-          <w:rFonts w:hint="eastAsia"/>
-        </w:rPr>
-        <w:t>览菜单项会以</w:t>
-      </w:r>
-      <w:proofErr w:type="gramEnd"/>
-      <w:r>
-        <w:rPr>
-          <w:rFonts w:hint="eastAsia"/>
-        </w:rPr>
-        <w:t>高亮状态显示，方便用户识别当前所在页面。</w:t>
+        <w:t>”，清晰标识当前使用的系统版本。左侧为导航菜单，包含数据总览、设备管理、材料管理、报警事件和数据分析五个主要功能模块的入口，当前选中的数据总览菜单项会以高亮状态显示，方便用户识别当前所在页面。</w:t>
       </w:r>
     </w:p>
     <w:p>
@@ -3529,35 +3495,7 @@
         <w:rPr>
           <w:rFonts w:hint="eastAsia"/>
         </w:rPr>
-        <w:t>数据总</w:t>
-      </w:r>
-      <w:proofErr w:type="gramStart"/>
-      <w:r>
-        <w:rPr>
-          <w:rFonts w:hint="eastAsia"/>
-        </w:rPr>
-        <w:t>览</w:t>
-      </w:r>
-      <w:proofErr w:type="gramEnd"/>
-      <w:r>
-        <w:rPr>
-          <w:rFonts w:hint="eastAsia"/>
-        </w:rPr>
-        <w:t>页面的核心区域首先展示了页面标题“数据总</w:t>
-      </w:r>
-      <w:proofErr w:type="gramStart"/>
-      <w:r>
-        <w:rPr>
-          <w:rFonts w:hint="eastAsia"/>
-        </w:rPr>
-        <w:t>览</w:t>
-      </w:r>
-      <w:proofErr w:type="gramEnd"/>
-      <w:r>
-        <w:rPr>
-          <w:rFonts w:hint="eastAsia"/>
-        </w:rPr>
-        <w:t>看板”及副标题“实时监控防污材料的全生命周期数据”，明确了页面的主要功能定位。标题下方是四个核心</w:t>
+        <w:t>数据总览页面的核心区域首先展示了页面标题“数据总览看板”及副标题“实时监控防污材料的全生命周期数据”，明确了页面的主要功能定位。标题下方是四个核心</w:t>
       </w:r>
       <w:r>
         <w:rPr>
@@ -3613,21 +3551,7 @@
         <w:rPr>
           <w:rFonts w:hint="eastAsia"/>
         </w:rPr>
-        <w:t>通过数据总</w:t>
-      </w:r>
-      <w:proofErr w:type="gramStart"/>
-      <w:r>
-        <w:rPr>
-          <w:rFonts w:hint="eastAsia"/>
-        </w:rPr>
-        <w:t>览</w:t>
-      </w:r>
-      <w:proofErr w:type="gramEnd"/>
-      <w:r>
-        <w:rPr>
-          <w:rFonts w:hint="eastAsia"/>
-        </w:rPr>
-        <w:t>页面，用户可以快速了解系统的整体运行状况，掌握关键业务指标，及时发现异常情况，并通过快速操作入口便捷地访问系统的主要功能模块，为海洋防污材料的全生命周期监测与管理提供高效的起点。</w:t>
+        <w:t>通过数据总览页面，用户可以快速了解系统的整体运行状况，掌握关键业务指标，及时发现异常情况，并通过快速操作入口便捷地访问系统的主要功能模块，为海洋防污材料的全生命周期监测与管理提供高效的起点。</w:t>
       </w:r>
     </w:p>
     <w:p>
@@ -3963,80 +3887,80 @@
         <w:rPr>
           <w:rFonts w:hint="eastAsia"/>
         </w:rPr>
+        <w:t xml:space="preserve">3.3 </w:t>
+      </w:r>
+      <w:r>
+        <w:rPr>
+          <w:rFonts w:hint="eastAsia"/>
+          <w:color w:val="EE0000"/>
+        </w:rPr>
+        <w:t>其它</w:t>
+      </w:r>
+      <w:r>
+        <w:rPr>
+          <w:rFonts w:hint="eastAsia"/>
+          <w:color w:val="EE0000"/>
+        </w:rPr>
+        <w:t>界面</w:t>
+      </w:r>
+      <w:r>
+        <w:rPr>
+          <w:rFonts w:hint="eastAsia"/>
+          <w:color w:val="EE0000"/>
+        </w:rPr>
+        <w:t>2</w:t>
+      </w:r>
+      <w:bookmarkEnd w:id="48"/>
+    </w:p>
+    <w:p>
+      <w:pPr>
+        <w:ind w:firstLine="420"/>
+      </w:pPr>
+      <w:r>
+        <w:tab/>
+      </w:r>
+      <w:r>
+        <w:rPr>
+          <w:rFonts w:hint="eastAsia"/>
+          <w:color w:val="EE0000"/>
+        </w:rPr>
+        <w:t>(</w:t>
+      </w:r>
+      <w:r>
+        <w:rPr>
+          <w:rFonts w:hint="eastAsia"/>
+          <w:color w:val="EE0000"/>
+        </w:rPr>
+        <w:t>分段编写软件页面说明部分</w:t>
+      </w:r>
+      <w:r>
+        <w:rPr>
+          <w:rFonts w:hint="eastAsia"/>
+          <w:color w:val="EE0000"/>
+        </w:rPr>
+        <w:t>)</w:t>
+      </w:r>
+      <w:r>
+        <w:rPr>
+          <w:color w:val="EE0000"/>
+        </w:rPr>
+        <w:t xml:space="preserve"> </w:t>
+      </w:r>
+    </w:p>
+    <w:p>
+      <w:pPr>
+        <w:pStyle w:val="a9"/>
+        <w:rPr>
+          <w:color w:val="EE0000"/>
+        </w:rPr>
+      </w:pPr>
+      <w:r>
+        <w:rPr>
+          <w:rFonts w:hint="eastAsia"/>
+          <w:noProof/>
+          <w:color w:val="EE0000"/>
+        </w:rPr>
         <w:lastRenderedPageBreak/>
-        <w:t xml:space="preserve">3.3 </w:t>
-      </w:r>
-      <w:r>
-        <w:rPr>
-          <w:rFonts w:hint="eastAsia"/>
-          <w:color w:val="EE0000"/>
-        </w:rPr>
-        <w:t>其它</w:t>
-      </w:r>
-      <w:r>
-        <w:rPr>
-          <w:rFonts w:hint="eastAsia"/>
-          <w:color w:val="EE0000"/>
-        </w:rPr>
-        <w:t>界面</w:t>
-      </w:r>
-      <w:r>
-        <w:rPr>
-          <w:rFonts w:hint="eastAsia"/>
-          <w:color w:val="EE0000"/>
-        </w:rPr>
-        <w:t>2</w:t>
-      </w:r>
-      <w:bookmarkEnd w:id="48"/>
-    </w:p>
-    <w:p>
-      <w:pPr>
-        <w:ind w:firstLine="420"/>
-      </w:pPr>
-      <w:r>
-        <w:tab/>
-      </w:r>
-      <w:r>
-        <w:rPr>
-          <w:rFonts w:hint="eastAsia"/>
-          <w:color w:val="EE0000"/>
-        </w:rPr>
-        <w:t>(</w:t>
-      </w:r>
-      <w:r>
-        <w:rPr>
-          <w:rFonts w:hint="eastAsia"/>
-          <w:color w:val="EE0000"/>
-        </w:rPr>
-        <w:t>分段编写软件页面说明部分</w:t>
-      </w:r>
-      <w:r>
-        <w:rPr>
-          <w:rFonts w:hint="eastAsia"/>
-          <w:color w:val="EE0000"/>
-        </w:rPr>
-        <w:t>)</w:t>
-      </w:r>
-      <w:r>
-        <w:rPr>
-          <w:color w:val="EE0000"/>
-        </w:rPr>
-        <w:t xml:space="preserve"> </w:t>
-      </w:r>
-    </w:p>
-    <w:p>
-      <w:pPr>
-        <w:pStyle w:val="a9"/>
-        <w:rPr>
-          <w:color w:val="EE0000"/>
-        </w:rPr>
-      </w:pPr>
-      <w:r>
-        <w:rPr>
-          <w:rFonts w:hint="eastAsia"/>
-          <w:noProof/>
-          <w:color w:val="EE0000"/>
-        </w:rPr>
         <w:t>(</w:t>
       </w:r>
       <w:r>
@@ -4229,12 +4153,8 @@
       </w:pPr>
     </w:p>
     <w:sectPr>
-      <w:headerReference w:type="even" r:id="rId9"/>
-      <w:headerReference w:type="default" r:id="rId10"/>
-      <w:footerReference w:type="even" r:id="rId11"/>
-      <w:footerReference w:type="default" r:id="rId12"/>
-      <w:headerReference w:type="first" r:id="rId13"/>
-      <w:footerReference w:type="first" r:id="rId14"/>
+      <w:headerReference w:type="default" r:id="rId9"/>
+      <w:headerReference w:type="first" r:id="rId10"/>
       <w:pgSz w:w="11906" w:h="16838"/>
       <w:pgMar w:top="1418" w:right="1134" w:bottom="1134" w:left="1418" w:header="1134" w:footer="1021" w:gutter="0"/>
       <w:pgNumType w:start="0"/>
@@ -4247,7 +4167,7 @@
 </file>
 
 <file path=word/endnotes.xml><?xml version="1.0" encoding="utf-8"?>
-<w:endnotes xmlns:wpc="http://schemas.microsoft.com/office/word/2010/wordprocessingCanvas" xmlns:cx="http://schemas.microsoft.com/office/drawing/2014/chartex" xmlns:cx1="http://schemas.microsoft.com/office/drawing/2015/9/8/chartex" xmlns:cx2="http://schemas.microsoft.com/office/drawing/2015/10/21/chartex" xmlns:cx3="http://schemas.microsoft.com/office/drawing/2016/5/9/chartex" xmlns:cx4="http://schemas.microsoft.com/office/drawing/2016/5/10/chartex" xmlns:cx5="http://schemas.microsoft.com/office/drawing/2016/5/11/chartex" xmlns:cx6="http://schemas.microsoft.com/office/drawing/2016/5/12/chartex" xmlns:cx7="http://schemas.microsoft.com/office/drawing/2016/5/13/chartex" xmlns:cx8="http://schemas.microsoft.com/office/drawing/2016/5/14/chartex" xmlns:mc="http://schemas.openxmlformats.org/markup-compatibility/2006" xmlns:aink="http://schemas.microsoft.com/office/drawing/2016/ink" xmlns:am3d="http://schemas.microsoft.com/office/drawing/2017/model3d" xmlns:o="urn:schemas-microsoft-com:office:office" xmlns:oel="http://schemas.microsoft.com/office/2019/extlst" xmlns:r="http://schemas.openxmlformats.org/officeDocument/2006/relationships" xmlns:m="http://schemas.openxmlformats.org/officeDocument/2006/math" xmlns:v="urn:schemas-microsoft-com:vml" xmlns:wp14="http://schemas.microsoft.com/office/word/2010/wordprocessingDrawing" xmlns:wp="http://schemas.openxmlformats.org/drawingml/2006/wordprocessingDrawing" xmlns:w10="urn:schemas-microsoft-com:office:word" xmlns:w="http://schemas.openxmlformats.org/wordprocessingml/2006/main" xmlns:w14="http://schemas.microsoft.com/office/word/2010/wordml" xmlns:w15="http://schemas.microsoft.com/office/word/2012/wordml" xmlns:w16cex="http://schemas.microsoft.com/office/word/2018/wordml/cex" xmlns:w16cid="http://schemas.microsoft.com/office/word/2016/wordml/cid" xmlns:w16="http://schemas.microsoft.com/office/word/2018/wordml" xmlns:w16du="http://schemas.microsoft.com/office/word/2023/wordml/word16du" xmlns:w16sdtdh="http://schemas.microsoft.com/office/word/2020/wordml/sdtdatahash" xmlns:w16sdtfl="http://schemas.microsoft.com/office/word/2024/wordml/sdtformatlock" xmlns:w16se="http://schemas.microsoft.com/office/word/2015/wordml/symex" xmlns:wpg="http://schemas.microsoft.com/office/word/2010/wordprocessingGroup" xmlns:wpi="http://schemas.microsoft.com/office/word/2010/wordprocessingInk" xmlns:wne="http://schemas.microsoft.com/office/word/2006/wordml" xmlns:wps="http://schemas.microsoft.com/office/word/2010/wordprocessingShape" mc:Ignorable="w14 w15 w16se w16cid w16 w16cex w16sdtdh w16sdtfl w16du wp14">
+<w:endnotes xmlns:wpc="http://schemas.microsoft.com/office/word/2010/wordprocessingCanvas" xmlns:cx="http://schemas.microsoft.com/office/drawing/2014/chartex" xmlns:cx1="http://schemas.microsoft.com/office/drawing/2015/9/8/chartex" xmlns:cx2="http://schemas.microsoft.com/office/drawing/2015/10/21/chartex" xmlns:cx3="http://schemas.microsoft.com/office/drawing/2016/5/9/chartex" xmlns:cx4="http://schemas.microsoft.com/office/drawing/2016/5/10/chartex" xmlns:cx5="http://schemas.microsoft.com/office/drawing/2016/5/11/chartex" xmlns:cx6="http://schemas.microsoft.com/office/drawing/2016/5/12/chartex" xmlns:cx7="http://schemas.microsoft.com/office/drawing/2016/5/13/chartex" xmlns:cx8="http://schemas.microsoft.com/office/drawing/2016/5/14/chartex" xmlns:mc="http://schemas.openxmlformats.org/markup-compatibility/2006" xmlns:aink="http://schemas.microsoft.com/office/drawing/2016/ink" xmlns:am3d="http://schemas.microsoft.com/office/drawing/2017/model3d" xmlns:o="urn:schemas-microsoft-com:office:office" xmlns:oel="http://schemas.microsoft.com/office/2019/extlst" xmlns:r="http://schemas.openxmlformats.org/officeDocument/2006/relationships" xmlns:m="http://schemas.openxmlformats.org/officeDocument/2006/math" xmlns:v="urn:schemas-microsoft-com:vml" xmlns:wp14="http://schemas.microsoft.com/office/word/2010/wordprocessingDrawing" xmlns:wp="http://schemas.openxmlformats.org/drawingml/2006/wordprocessingDrawing" xmlns:w10="urn:schemas-microsoft-com:office:word" xmlns:w="http://schemas.openxmlformats.org/wordprocessingml/2006/main" xmlns:w14="http://schemas.microsoft.com/office/word/2010/wordml" xmlns:w15="http://schemas.microsoft.com/office/word/2012/wordml" xmlns:w16cei="http://schemas.microsoft.com/office/word/2026/wordml/cei" xmlns:w16cex="http://schemas.microsoft.com/office/word/2018/wordml/cex" xmlns:w16cid="http://schemas.microsoft.com/office/word/2016/wordml/cid" xmlns:w16="http://schemas.microsoft.com/office/word/2018/wordml" xmlns:w16du="http://schemas.microsoft.com/office/word/2023/wordml/word16du" xmlns:w16sdtdh="http://schemas.microsoft.com/office/word/2020/wordml/sdtdatahash" xmlns:w16sdtfl="http://schemas.microsoft.com/office/word/2024/wordml/sdtformatlock" xmlns:w16se="http://schemas.microsoft.com/office/word/2015/wordml/symex" xmlns:wpg="http://schemas.microsoft.com/office/word/2010/wordprocessingGroup" xmlns:wpi="http://schemas.microsoft.com/office/word/2010/wordprocessingInk" xmlns:wne="http://schemas.microsoft.com/office/word/2006/wordml" xmlns:wps="http://schemas.microsoft.com/office/word/2010/wordprocessingShape" mc:Ignorable="w14 w15 w16se w16cid w16 w16cex w16sdtdh w16sdtfl w16du wp14">
   <w:endnote w:type="separator" w:id="-1">
     <w:p>
       <w:r>
@@ -4265,38 +4185,8 @@
 </w:endnotes>
 </file>
 
-<file path=word/footer1.xml><?xml version="1.0" encoding="utf-8"?>
-<w:ftr xmlns:wpc="http://schemas.microsoft.com/office/word/2010/wordprocessingCanvas" xmlns:cx="http://schemas.microsoft.com/office/drawing/2014/chartex" xmlns:cx1="http://schemas.microsoft.com/office/drawing/2015/9/8/chartex" xmlns:cx2="http://schemas.microsoft.com/office/drawing/2015/10/21/chartex" xmlns:cx3="http://schemas.microsoft.com/office/drawing/2016/5/9/chartex" xmlns:cx4="http://schemas.microsoft.com/office/drawing/2016/5/10/chartex" xmlns:cx5="http://schemas.microsoft.com/office/drawing/2016/5/11/chartex" xmlns:cx6="http://schemas.microsoft.com/office/drawing/2016/5/12/chartex" xmlns:cx7="http://schemas.microsoft.com/office/drawing/2016/5/13/chartex" xmlns:cx8="http://schemas.microsoft.com/office/drawing/2016/5/14/chartex" xmlns:mc="http://schemas.openxmlformats.org/markup-compatibility/2006" xmlns:aink="http://schemas.microsoft.com/office/drawing/2016/ink" xmlns:am3d="http://schemas.microsoft.com/office/drawing/2017/model3d" xmlns:o="urn:schemas-microsoft-com:office:office" xmlns:oel="http://schemas.microsoft.com/office/2019/extlst" xmlns:r="http://schemas.openxmlformats.org/officeDocument/2006/relationships" xmlns:m="http://schemas.openxmlformats.org/officeDocument/2006/math" xmlns:v="urn:schemas-microsoft-com:vml" xmlns:wp14="http://schemas.microsoft.com/office/word/2010/wordprocessingDrawing" xmlns:wp="http://schemas.openxmlformats.org/drawingml/2006/wordprocessingDrawing" xmlns:w10="urn:schemas-microsoft-com:office:word" xmlns:w="http://schemas.openxmlformats.org/wordprocessingml/2006/main" xmlns:w14="http://schemas.microsoft.com/office/word/2010/wordml" xmlns:w15="http://schemas.microsoft.com/office/word/2012/wordml" xmlns:w16cex="http://schemas.microsoft.com/office/word/2018/wordml/cex" xmlns:w16cid="http://schemas.microsoft.com/office/word/2016/wordml/cid" xmlns:w16="http://schemas.microsoft.com/office/word/2018/wordml" xmlns:w16du="http://schemas.microsoft.com/office/word/2023/wordml/word16du" xmlns:w16sdtdh="http://schemas.microsoft.com/office/word/2020/wordml/sdtdatahash" xmlns:w16sdtfl="http://schemas.microsoft.com/office/word/2024/wordml/sdtformatlock" xmlns:w16se="http://schemas.microsoft.com/office/word/2015/wordml/symex" xmlns:wpg="http://schemas.microsoft.com/office/word/2010/wordprocessingGroup" xmlns:wpi="http://schemas.microsoft.com/office/word/2010/wordprocessingInk" xmlns:wne="http://schemas.microsoft.com/office/word/2006/wordml" xmlns:wps="http://schemas.microsoft.com/office/word/2010/wordprocessingShape" mc:Ignorable="w14 w15 w16se w16cid w16 w16cex w16sdtdh w16sdtfl w16du wp14">
-  <w:p>
-    <w:pPr>
-      <w:pStyle w:val="a3"/>
-    </w:pPr>
-  </w:p>
-</w:ftr>
-</file>
-
-<file path=word/footer2.xml><?xml version="1.0" encoding="utf-8"?>
-<w:ftr xmlns:wpc="http://schemas.microsoft.com/office/word/2010/wordprocessingCanvas" xmlns:cx="http://schemas.microsoft.com/office/drawing/2014/chartex" xmlns:cx1="http://schemas.microsoft.com/office/drawing/2015/9/8/chartex" xmlns:cx2="http://schemas.microsoft.com/office/drawing/2015/10/21/chartex" xmlns:cx3="http://schemas.microsoft.com/office/drawing/2016/5/9/chartex" xmlns:cx4="http://schemas.microsoft.com/office/drawing/2016/5/10/chartex" xmlns:cx5="http://schemas.microsoft.com/office/drawing/2016/5/11/chartex" xmlns:cx6="http://schemas.microsoft.com/office/drawing/2016/5/12/chartex" xmlns:cx7="http://schemas.microsoft.com/office/drawing/2016/5/13/chartex" xmlns:cx8="http://schemas.microsoft.com/office/drawing/2016/5/14/chartex" xmlns:mc="http://schemas.openxmlformats.org/markup-compatibility/2006" xmlns:aink="http://schemas.microsoft.com/office/drawing/2016/ink" xmlns:am3d="http://schemas.microsoft.com/office/drawing/2017/model3d" xmlns:o="urn:schemas-microsoft-com:office:office" xmlns:oel="http://schemas.microsoft.com/office/2019/extlst" xmlns:r="http://schemas.openxmlformats.org/officeDocument/2006/relationships" xmlns:m="http://schemas.openxmlformats.org/officeDocument/2006/math" xmlns:v="urn:schemas-microsoft-com:vml" xmlns:wp14="http://schemas.microsoft.com/office/word/2010/wordprocessingDrawing" xmlns:wp="http://schemas.openxmlformats.org/drawingml/2006/wordprocessingDrawing" xmlns:w10="urn:schemas-microsoft-com:office:word" xmlns:w="http://schemas.openxmlformats.org/wordprocessingml/2006/main" xmlns:w14="http://schemas.microsoft.com/office/word/2010/wordml" xmlns:w15="http://schemas.microsoft.com/office/word/2012/wordml" xmlns:w16cex="http://schemas.microsoft.com/office/word/2018/wordml/cex" xmlns:w16cid="http://schemas.microsoft.com/office/word/2016/wordml/cid" xmlns:w16="http://schemas.microsoft.com/office/word/2018/wordml" xmlns:w16du="http://schemas.microsoft.com/office/word/2023/wordml/word16du" xmlns:w16sdtdh="http://schemas.microsoft.com/office/word/2020/wordml/sdtdatahash" xmlns:w16sdtfl="http://schemas.microsoft.com/office/word/2024/wordml/sdtformatlock" xmlns:w16se="http://schemas.microsoft.com/office/word/2015/wordml/symex" xmlns:wpg="http://schemas.microsoft.com/office/word/2010/wordprocessingGroup" xmlns:wpi="http://schemas.microsoft.com/office/word/2010/wordprocessingInk" xmlns:wne="http://schemas.microsoft.com/office/word/2006/wordml" xmlns:wps="http://schemas.microsoft.com/office/word/2010/wordprocessingShape" mc:Ignorable="w14 w15 w16se w16cid w16 w16cex w16sdtdh w16sdtfl w16du wp14">
-  <w:p>
-    <w:pPr>
-      <w:pStyle w:val="a3"/>
-    </w:pPr>
-  </w:p>
-</w:ftr>
-</file>
-
-<file path=word/footer3.xml><?xml version="1.0" encoding="utf-8"?>
-<w:ftr xmlns:wpc="http://schemas.microsoft.com/office/word/2010/wordprocessingCanvas" xmlns:cx="http://schemas.microsoft.com/office/drawing/2014/chartex" xmlns:cx1="http://schemas.microsoft.com/office/drawing/2015/9/8/chartex" xmlns:cx2="http://schemas.microsoft.com/office/drawing/2015/10/21/chartex" xmlns:cx3="http://schemas.microsoft.com/office/drawing/2016/5/9/chartex" xmlns:cx4="http://schemas.microsoft.com/office/drawing/2016/5/10/chartex" xmlns:cx5="http://schemas.microsoft.com/office/drawing/2016/5/11/chartex" xmlns:cx6="http://schemas.microsoft.com/office/drawing/2016/5/12/chartex" xmlns:cx7="http://schemas.microsoft.com/office/drawing/2016/5/13/chartex" xmlns:cx8="http://schemas.microsoft.com/office/drawing/2016/5/14/chartex" xmlns:mc="http://schemas.openxmlformats.org/markup-compatibility/2006" xmlns:aink="http://schemas.microsoft.com/office/drawing/2016/ink" xmlns:am3d="http://schemas.microsoft.com/office/drawing/2017/model3d" xmlns:o="urn:schemas-microsoft-com:office:office" xmlns:oel="http://schemas.microsoft.com/office/2019/extlst" xmlns:r="http://schemas.openxmlformats.org/officeDocument/2006/relationships" xmlns:m="http://schemas.openxmlformats.org/officeDocument/2006/math" xmlns:v="urn:schemas-microsoft-com:vml" xmlns:wp14="http://schemas.microsoft.com/office/word/2010/wordprocessingDrawing" xmlns:wp="http://schemas.openxmlformats.org/drawingml/2006/wordprocessingDrawing" xmlns:w10="urn:schemas-microsoft-com:office:word" xmlns:w="http://schemas.openxmlformats.org/wordprocessingml/2006/main" xmlns:w14="http://schemas.microsoft.com/office/word/2010/wordml" xmlns:w15="http://schemas.microsoft.com/office/word/2012/wordml" xmlns:w16cex="http://schemas.microsoft.com/office/word/2018/wordml/cex" xmlns:w16cid="http://schemas.microsoft.com/office/word/2016/wordml/cid" xmlns:w16="http://schemas.microsoft.com/office/word/2018/wordml" xmlns:w16du="http://schemas.microsoft.com/office/word/2023/wordml/word16du" xmlns:w16sdtdh="http://schemas.microsoft.com/office/word/2020/wordml/sdtdatahash" xmlns:w16sdtfl="http://schemas.microsoft.com/office/word/2024/wordml/sdtformatlock" xmlns:w16se="http://schemas.microsoft.com/office/word/2015/wordml/symex" xmlns:wpg="http://schemas.microsoft.com/office/word/2010/wordprocessingGroup" xmlns:wpi="http://schemas.microsoft.com/office/word/2010/wordprocessingInk" xmlns:wne="http://schemas.microsoft.com/office/word/2006/wordml" xmlns:wps="http://schemas.microsoft.com/office/word/2010/wordprocessingShape" mc:Ignorable="w14 w15 w16se w16cid w16 w16cex w16sdtdh w16sdtfl w16du wp14">
-  <w:p>
-    <w:pPr>
-      <w:pStyle w:val="a3"/>
-    </w:pPr>
-  </w:p>
-</w:ftr>
-</file>
-
 <file path=word/footnotes.xml><?xml version="1.0" encoding="utf-8"?>
-<w:footnotes xmlns:wpc="http://schemas.microsoft.com/office/word/2010/wordprocessingCanvas" xmlns:cx="http://schemas.microsoft.com/office/drawing/2014/chartex" xmlns:cx1="http://schemas.microsoft.com/office/drawing/2015/9/8/chartex" xmlns:cx2="http://schemas.microsoft.com/office/drawing/2015/10/21/chartex" xmlns:cx3="http://schemas.microsoft.com/office/drawing/2016/5/9/chartex" xmlns:cx4="http://schemas.microsoft.com/office/drawing/2016/5/10/chartex" xmlns:cx5="http://schemas.microsoft.com/office/drawing/2016/5/11/chartex" xmlns:cx6="http://schemas.microsoft.com/office/drawing/2016/5/12/chartex" xmlns:cx7="http://schemas.microsoft.com/office/drawing/2016/5/13/chartex" xmlns:cx8="http://schemas.microsoft.com/office/drawing/2016/5/14/chartex" xmlns:mc="http://schemas.openxmlformats.org/markup-compatibility/2006" xmlns:aink="http://schemas.microsoft.com/office/drawing/2016/ink" xmlns:am3d="http://schemas.microsoft.com/office/drawing/2017/model3d" xmlns:o="urn:schemas-microsoft-com:office:office" xmlns:oel="http://schemas.microsoft.com/office/2019/extlst" xmlns:r="http://schemas.openxmlformats.org/officeDocument/2006/relationships" xmlns:m="http://schemas.openxmlformats.org/officeDocument/2006/math" xmlns:v="urn:schemas-microsoft-com:vml" xmlns:wp14="http://schemas.microsoft.com/office/word/2010/wordprocessingDrawing" xmlns:wp="http://schemas.openxmlformats.org/drawingml/2006/wordprocessingDrawing" xmlns:w10="urn:schemas-microsoft-com:office:word" xmlns:w="http://schemas.openxmlformats.org/wordprocessingml/2006/main" xmlns:w14="http://schemas.microsoft.com/office/word/2010/wordml" xmlns:w15="http://schemas.microsoft.com/office/word/2012/wordml" xmlns:w16cex="http://schemas.microsoft.com/office/word/2018/wordml/cex" xmlns:w16cid="http://schemas.microsoft.com/office/word/2016/wordml/cid" xmlns:w16="http://schemas.microsoft.com/office/word/2018/wordml" xmlns:w16du="http://schemas.microsoft.com/office/word/2023/wordml/word16du" xmlns:w16sdtdh="http://schemas.microsoft.com/office/word/2020/wordml/sdtdatahash" xmlns:w16sdtfl="http://schemas.microsoft.com/office/word/2024/wordml/sdtformatlock" xmlns:w16se="http://schemas.microsoft.com/office/word/2015/wordml/symex" xmlns:wpg="http://schemas.microsoft.com/office/word/2010/wordprocessingGroup" xmlns:wpi="http://schemas.microsoft.com/office/word/2010/wordprocessingInk" xmlns:wne="http://schemas.microsoft.com/office/word/2006/wordml" xmlns:wps="http://schemas.microsoft.com/office/word/2010/wordprocessingShape" mc:Ignorable="w14 w15 w16se w16cid w16 w16cex w16sdtdh w16sdtfl w16du wp14">
+<w:footnotes xmlns:wpc="http://schemas.microsoft.com/office/word/2010/wordprocessingCanvas" xmlns:cx="http://schemas.microsoft.com/office/drawing/2014/chartex" xmlns:cx1="http://schemas.microsoft.com/office/drawing/2015/9/8/chartex" xmlns:cx2="http://schemas.microsoft.com/office/drawing/2015/10/21/chartex" xmlns:cx3="http://schemas.microsoft.com/office/drawing/2016/5/9/chartex" xmlns:cx4="http://schemas.microsoft.com/office/drawing/2016/5/10/chartex" xmlns:cx5="http://schemas.microsoft.com/office/drawing/2016/5/11/chartex" xmlns:cx6="http://schemas.microsoft.com/office/drawing/2016/5/12/chartex" xmlns:cx7="http://schemas.microsoft.com/office/drawing/2016/5/13/chartex" xmlns:cx8="http://schemas.microsoft.com/office/drawing/2016/5/14/chartex" xmlns:mc="http://schemas.openxmlformats.org/markup-compatibility/2006" xmlns:aink="http://schemas.microsoft.com/office/drawing/2016/ink" xmlns:am3d="http://schemas.microsoft.com/office/drawing/2017/model3d" xmlns:o="urn:schemas-microsoft-com:office:office" xmlns:oel="http://schemas.microsoft.com/office/2019/extlst" xmlns:r="http://schemas.openxmlformats.org/officeDocument/2006/relationships" xmlns:m="http://schemas.openxmlformats.org/officeDocument/2006/math" xmlns:v="urn:schemas-microsoft-com:vml" xmlns:wp14="http://schemas.microsoft.com/office/word/2010/wordprocessingDrawing" xmlns:wp="http://schemas.openxmlformats.org/drawingml/2006/wordprocessingDrawing" xmlns:w10="urn:schemas-microsoft-com:office:word" xmlns:w="http://schemas.openxmlformats.org/wordprocessingml/2006/main" xmlns:w14="http://schemas.microsoft.com/office/word/2010/wordml" xmlns:w15="http://schemas.microsoft.com/office/word/2012/wordml" xmlns:w16cei="http://schemas.microsoft.com/office/word/2026/wordml/cei" xmlns:w16cex="http://schemas.microsoft.com/office/word/2018/wordml/cex" xmlns:w16cid="http://schemas.microsoft.com/office/word/2016/wordml/cid" xmlns:w16="http://schemas.microsoft.com/office/word/2018/wordml" xmlns:w16du="http://schemas.microsoft.com/office/word/2023/wordml/word16du" xmlns:w16sdtdh="http://schemas.microsoft.com/office/word/2020/wordml/sdtdatahash" xmlns:w16sdtfl="http://schemas.microsoft.com/office/word/2024/wordml/sdtformatlock" xmlns:w16se="http://schemas.microsoft.com/office/word/2015/wordml/symex" xmlns:wpg="http://schemas.microsoft.com/office/word/2010/wordprocessingGroup" xmlns:wpi="http://schemas.microsoft.com/office/word/2010/wordprocessingInk" xmlns:wne="http://schemas.microsoft.com/office/word/2006/wordml" xmlns:wps="http://schemas.microsoft.com/office/word/2010/wordprocessingShape" mc:Ignorable="w14 w15 w16se w16cid w16 w16cex w16sdtdh w16sdtfl w16du wp14">
   <w:footnote w:type="separator" w:id="-1">
     <w:p>
       <w:r>
@@ -4315,17 +4205,7 @@
 </file>
 
 <file path=word/header1.xml><?xml version="1.0" encoding="utf-8"?>
-<w:hdr xmlns:wpc="http://schemas.microsoft.com/office/word/2010/wordprocessingCanvas" xmlns:cx="http://schemas.microsoft.com/office/drawing/2014/chartex" xmlns:cx1="http://schemas.microsoft.com/office/drawing/2015/9/8/chartex" xmlns:cx2="http://schemas.microsoft.com/office/drawing/2015/10/21/chartex" xmlns:cx3="http://schemas.microsoft.com/office/drawing/2016/5/9/chartex" xmlns:cx4="http://schemas.microsoft.com/office/drawing/2016/5/10/chartex" xmlns:cx5="http://schemas.microsoft.com/office/drawing/2016/5/11/chartex" xmlns:cx6="http://schemas.microsoft.com/office/drawing/2016/5/12/chartex" xmlns:cx7="http://schemas.microsoft.com/office/drawing/2016/5/13/chartex" xmlns:cx8="http://schemas.microsoft.com/office/drawing/2016/5/14/chartex" xmlns:mc="http://schemas.openxmlformats.org/markup-compatibility/2006" xmlns:aink="http://schemas.microsoft.com/office/drawing/2016/ink" xmlns:am3d="http://schemas.microsoft.com/office/drawing/2017/model3d" xmlns:o="urn:schemas-microsoft-com:office:office" xmlns:oel="http://schemas.microsoft.com/office/2019/extlst" xmlns:r="http://schemas.openxmlformats.org/officeDocument/2006/relationships" xmlns:m="http://schemas.openxmlformats.org/officeDocument/2006/math" xmlns:v="urn:schemas-microsoft-com:vml" xmlns:wp14="http://schemas.microsoft.com/office/word/2010/wordprocessingDrawing" xmlns:wp="http://schemas.openxmlformats.org/drawingml/2006/wordprocessingDrawing" xmlns:w10="urn:schemas-microsoft-com:office:word" xmlns:w="http://schemas.openxmlformats.org/wordprocessingml/2006/main" xmlns:w14="http://schemas.microsoft.com/office/word/2010/wordml" xmlns:w15="http://schemas.microsoft.com/office/word/2012/wordml" xmlns:w16cex="http://schemas.microsoft.com/office/word/2018/wordml/cex" xmlns:w16cid="http://schemas.microsoft.com/office/word/2016/wordml/cid" xmlns:w16="http://schemas.microsoft.com/office/word/2018/wordml" xmlns:w16du="http://schemas.microsoft.com/office/word/2023/wordml/word16du" xmlns:w16sdtdh="http://schemas.microsoft.com/office/word/2020/wordml/sdtdatahash" xmlns:w16sdtfl="http://schemas.microsoft.com/office/word/2024/wordml/sdtformatlock" xmlns:w16se="http://schemas.microsoft.com/office/word/2015/wordml/symex" xmlns:wpg="http://schemas.microsoft.com/office/word/2010/wordprocessingGroup" xmlns:wpi="http://schemas.microsoft.com/office/word/2010/wordprocessingInk" xmlns:wne="http://schemas.microsoft.com/office/word/2006/wordml" xmlns:wps="http://schemas.microsoft.com/office/word/2010/wordprocessingShape" mc:Ignorable="w14 w15 w16se w16cid w16 w16cex w16sdtdh w16sdtfl w16du wp14">
-  <w:p>
-    <w:pPr>
-      <w:pStyle w:val="a5"/>
-    </w:pPr>
-  </w:p>
-</w:hdr>
-</file>
-
-<file path=word/header2.xml><?xml version="1.0" encoding="utf-8"?>
-<w:hdr xmlns:wpc="http://schemas.microsoft.com/office/word/2010/wordprocessingCanvas" xmlns:cx="http://schemas.microsoft.com/office/drawing/2014/chartex" xmlns:cx1="http://schemas.microsoft.com/office/drawing/2015/9/8/chartex" xmlns:cx2="http://schemas.microsoft.com/office/drawing/2015/10/21/chartex" xmlns:cx3="http://schemas.microsoft.com/office/drawing/2016/5/9/chartex" xmlns:cx4="http://schemas.microsoft.com/office/drawing/2016/5/10/chartex" xmlns:cx5="http://schemas.microsoft.com/office/drawing/2016/5/11/chartex" xmlns:cx6="http://schemas.microsoft.com/office/drawing/2016/5/12/chartex" xmlns:cx7="http://schemas.microsoft.com/office/drawing/2016/5/13/chartex" xmlns:cx8="http://schemas.microsoft.com/office/drawing/2016/5/14/chartex" xmlns:mc="http://schemas.openxmlformats.org/markup-compatibility/2006" xmlns:aink="http://schemas.microsoft.com/office/drawing/2016/ink" xmlns:am3d="http://schemas.microsoft.com/office/drawing/2017/model3d" xmlns:o="urn:schemas-microsoft-com:office:office" xmlns:oel="http://schemas.microsoft.com/office/2019/extlst" xmlns:r="http://schemas.openxmlformats.org/officeDocument/2006/relationships" xmlns:m="http://schemas.openxmlformats.org/officeDocument/2006/math" xmlns:v="urn:schemas-microsoft-com:vml" xmlns:wp14="http://schemas.microsoft.com/office/word/2010/wordprocessingDrawing" xmlns:wp="http://schemas.openxmlformats.org/drawingml/2006/wordprocessingDrawing" xmlns:w10="urn:schemas-microsoft-com:office:word" xmlns:w="http://schemas.openxmlformats.org/wordprocessingml/2006/main" xmlns:w14="http://schemas.microsoft.com/office/word/2010/wordml" xmlns:w15="http://schemas.microsoft.com/office/word/2012/wordml" xmlns:w16cex="http://schemas.microsoft.com/office/word/2018/wordml/cex" xmlns:w16cid="http://schemas.microsoft.com/office/word/2016/wordml/cid" xmlns:w16="http://schemas.microsoft.com/office/word/2018/wordml" xmlns:w16du="http://schemas.microsoft.com/office/word/2023/wordml/word16du" xmlns:w16sdtdh="http://schemas.microsoft.com/office/word/2020/wordml/sdtdatahash" xmlns:w16sdtfl="http://schemas.microsoft.com/office/word/2024/wordml/sdtformatlock" xmlns:w16se="http://schemas.microsoft.com/office/word/2015/wordml/symex" xmlns:wpg="http://schemas.microsoft.com/office/word/2010/wordprocessingGroup" xmlns:wpi="http://schemas.microsoft.com/office/word/2010/wordprocessingInk" xmlns:wne="http://schemas.microsoft.com/office/word/2006/wordml" xmlns:wps="http://schemas.microsoft.com/office/word/2010/wordprocessingShape" mc:Ignorable="w14 w15 w16se w16cid w16 w16cex w16sdtdh w16sdtfl w16du wp14">
+<w:hdr xmlns:wpc="http://schemas.microsoft.com/office/word/2010/wordprocessingCanvas" xmlns:cx="http://schemas.microsoft.com/office/drawing/2014/chartex" xmlns:cx1="http://schemas.microsoft.com/office/drawing/2015/9/8/chartex" xmlns:cx2="http://schemas.microsoft.com/office/drawing/2015/10/21/chartex" xmlns:cx3="http://schemas.microsoft.com/office/drawing/2016/5/9/chartex" xmlns:cx4="http://schemas.microsoft.com/office/drawing/2016/5/10/chartex" xmlns:cx5="http://schemas.microsoft.com/office/drawing/2016/5/11/chartex" xmlns:cx6="http://schemas.microsoft.com/office/drawing/2016/5/12/chartex" xmlns:cx7="http://schemas.microsoft.com/office/drawing/2016/5/13/chartex" xmlns:cx8="http://schemas.microsoft.com/office/drawing/2016/5/14/chartex" xmlns:mc="http://schemas.openxmlformats.org/markup-compatibility/2006" xmlns:aink="http://schemas.microsoft.com/office/drawing/2016/ink" xmlns:am3d="http://schemas.microsoft.com/office/drawing/2017/model3d" xmlns:o="urn:schemas-microsoft-com:office:office" xmlns:oel="http://schemas.microsoft.com/office/2019/extlst" xmlns:r="http://schemas.openxmlformats.org/officeDocument/2006/relationships" xmlns:m="http://schemas.openxmlformats.org/officeDocument/2006/math" xmlns:v="urn:schemas-microsoft-com:vml" xmlns:wp14="http://schemas.microsoft.com/office/word/2010/wordprocessingDrawing" xmlns:wp="http://schemas.openxmlformats.org/drawingml/2006/wordprocessingDrawing" xmlns:w10="urn:schemas-microsoft-com:office:word" xmlns:w="http://schemas.openxmlformats.org/wordprocessingml/2006/main" xmlns:w14="http://schemas.microsoft.com/office/word/2010/wordml" xmlns:w15="http://schemas.microsoft.com/office/word/2012/wordml" xmlns:w16cei="http://schemas.microsoft.com/office/word/2026/wordml/cei" xmlns:w16cex="http://schemas.microsoft.com/office/word/2018/wordml/cex" xmlns:w16cid="http://schemas.microsoft.com/office/word/2016/wordml/cid" xmlns:w16="http://schemas.microsoft.com/office/word/2018/wordml" xmlns:w16du="http://schemas.microsoft.com/office/word/2023/wordml/word16du" xmlns:w16sdtdh="http://schemas.microsoft.com/office/word/2020/wordml/sdtdatahash" xmlns:w16sdtfl="http://schemas.microsoft.com/office/word/2024/wordml/sdtformatlock" xmlns:w16se="http://schemas.microsoft.com/office/word/2015/wordml/symex" xmlns:wpg="http://schemas.microsoft.com/office/word/2010/wordprocessingGroup" xmlns:wpi="http://schemas.microsoft.com/office/word/2010/wordprocessingInk" xmlns:wne="http://schemas.microsoft.com/office/word/2006/wordml" xmlns:wps="http://schemas.microsoft.com/office/word/2010/wordprocessingShape" mc:Ignorable="w14 w15 w16se w16cid w16 w16cex w16sdtdh w16sdtfl w16du wp14">
   <w:p>
     <w:pPr>
       <w:pStyle w:val="a5"/>
@@ -4389,8 +4269,8 @@
 </w:hdr>
 </file>
 
-<file path=word/header3.xml><?xml version="1.0" encoding="utf-8"?>
-<w:hdr xmlns:wpc="http://schemas.microsoft.com/office/word/2010/wordprocessingCanvas" xmlns:cx="http://schemas.microsoft.com/office/drawing/2014/chartex" xmlns:cx1="http://schemas.microsoft.com/office/drawing/2015/9/8/chartex" xmlns:cx2="http://schemas.microsoft.com/office/drawing/2015/10/21/chartex" xmlns:cx3="http://schemas.microsoft.com/office/drawing/2016/5/9/chartex" xmlns:cx4="http://schemas.microsoft.com/office/drawing/2016/5/10/chartex" xmlns:cx5="http://schemas.microsoft.com/office/drawing/2016/5/11/chartex" xmlns:cx6="http://schemas.microsoft.com/office/drawing/2016/5/12/chartex" xmlns:cx7="http://schemas.microsoft.com/office/drawing/2016/5/13/chartex" xmlns:cx8="http://schemas.microsoft.com/office/drawing/2016/5/14/chartex" xmlns:mc="http://schemas.openxmlformats.org/markup-compatibility/2006" xmlns:aink="http://schemas.microsoft.com/office/drawing/2016/ink" xmlns:am3d="http://schemas.microsoft.com/office/drawing/2017/model3d" xmlns:o="urn:schemas-microsoft-com:office:office" xmlns:oel="http://schemas.microsoft.com/office/2019/extlst" xmlns:r="http://schemas.openxmlformats.org/officeDocument/2006/relationships" xmlns:m="http://schemas.openxmlformats.org/officeDocument/2006/math" xmlns:v="urn:schemas-microsoft-com:vml" xmlns:wp14="http://schemas.microsoft.com/office/word/2010/wordprocessingDrawing" xmlns:wp="http://schemas.openxmlformats.org/drawingml/2006/wordprocessingDrawing" xmlns:w10="urn:schemas-microsoft-com:office:word" xmlns:w="http://schemas.openxmlformats.org/wordprocessingml/2006/main" xmlns:w14="http://schemas.microsoft.com/office/word/2010/wordml" xmlns:w15="http://schemas.microsoft.com/office/word/2012/wordml" xmlns:w16cex="http://schemas.microsoft.com/office/word/2018/wordml/cex" xmlns:w16cid="http://schemas.microsoft.com/office/word/2016/wordml/cid" xmlns:w16="http://schemas.microsoft.com/office/word/2018/wordml" xmlns:w16du="http://schemas.microsoft.com/office/word/2023/wordml/word16du" xmlns:w16sdtdh="http://schemas.microsoft.com/office/word/2020/wordml/sdtdatahash" xmlns:w16sdtfl="http://schemas.microsoft.com/office/word/2024/wordml/sdtformatlock" xmlns:w16se="http://schemas.microsoft.com/office/word/2015/wordml/symex" xmlns:wpg="http://schemas.microsoft.com/office/word/2010/wordprocessingGroup" xmlns:wpi="http://schemas.microsoft.com/office/word/2010/wordprocessingInk" xmlns:wne="http://schemas.microsoft.com/office/word/2006/wordml" xmlns:wps="http://schemas.microsoft.com/office/word/2010/wordprocessingShape" mc:Ignorable="w14 w15 w16se w16cid w16 w16cex w16sdtdh w16sdtfl w16du wp14">
+<file path=word/header2.xml><?xml version="1.0" encoding="utf-8"?>
+<w:hdr xmlns:wpc="http://schemas.microsoft.com/office/word/2010/wordprocessingCanvas" xmlns:cx="http://schemas.microsoft.com/office/drawing/2014/chartex" xmlns:cx1="http://schemas.microsoft.com/office/drawing/2015/9/8/chartex" xmlns:cx2="http://schemas.microsoft.com/office/drawing/2015/10/21/chartex" xmlns:cx3="http://schemas.microsoft.com/office/drawing/2016/5/9/chartex" xmlns:cx4="http://schemas.microsoft.com/office/drawing/2016/5/10/chartex" xmlns:cx5="http://schemas.microsoft.com/office/drawing/2016/5/11/chartex" xmlns:cx6="http://schemas.microsoft.com/office/drawing/2016/5/12/chartex" xmlns:cx7="http://schemas.microsoft.com/office/drawing/2016/5/13/chartex" xmlns:cx8="http://schemas.microsoft.com/office/drawing/2016/5/14/chartex" xmlns:mc="http://schemas.openxmlformats.org/markup-compatibility/2006" xmlns:aink="http://schemas.microsoft.com/office/drawing/2016/ink" xmlns:am3d="http://schemas.microsoft.com/office/drawing/2017/model3d" xmlns:o="urn:schemas-microsoft-com:office:office" xmlns:oel="http://schemas.microsoft.com/office/2019/extlst" xmlns:r="http://schemas.openxmlformats.org/officeDocument/2006/relationships" xmlns:m="http://schemas.openxmlformats.org/officeDocument/2006/math" xmlns:v="urn:schemas-microsoft-com:vml" xmlns:wp14="http://schemas.microsoft.com/office/word/2010/wordprocessingDrawing" xmlns:wp="http://schemas.openxmlformats.org/drawingml/2006/wordprocessingDrawing" xmlns:w10="urn:schemas-microsoft-com:office:word" xmlns:w="http://schemas.openxmlformats.org/wordprocessingml/2006/main" xmlns:w14="http://schemas.microsoft.com/office/word/2010/wordml" xmlns:w15="http://schemas.microsoft.com/office/word/2012/wordml" xmlns:w16cei="http://schemas.microsoft.com/office/word/2026/wordml/cei" xmlns:w16cex="http://schemas.microsoft.com/office/word/2018/wordml/cex" xmlns:w16cid="http://schemas.microsoft.com/office/word/2016/wordml/cid" xmlns:w16="http://schemas.microsoft.com/office/word/2018/wordml" xmlns:w16du="http://schemas.microsoft.com/office/word/2023/wordml/word16du" xmlns:w16sdtdh="http://schemas.microsoft.com/office/word/2020/wordml/sdtdatahash" xmlns:w16sdtfl="http://schemas.microsoft.com/office/word/2024/wordml/sdtformatlock" xmlns:w16se="http://schemas.microsoft.com/office/word/2015/wordml/symex" xmlns:wpg="http://schemas.microsoft.com/office/word/2010/wordprocessingGroup" xmlns:wpi="http://schemas.microsoft.com/office/word/2010/wordprocessingInk" xmlns:wne="http://schemas.microsoft.com/office/word/2006/wordml" xmlns:wps="http://schemas.microsoft.com/office/word/2010/wordprocessingShape" mc:Ignorable="w14 w15 w16se w16cid w16 w16cex w16sdtdh w16sdtfl w16du wp14">
   <w:p>
     <w:pPr>
       <w:pStyle w:val="a5"/>
@@ -4403,7 +4283,7 @@
 </file>
 
 <file path=word/numbering.xml><?xml version="1.0" encoding="utf-8"?>
-<w:numbering xmlns:wpc="http://schemas.microsoft.com/office/word/2010/wordprocessingCanvas" xmlns:cx="http://schemas.microsoft.com/office/drawing/2014/chartex" xmlns:cx1="http://schemas.microsoft.com/office/drawing/2015/9/8/chartex" xmlns:cx2="http://schemas.microsoft.com/office/drawing/2015/10/21/chartex" xmlns:cx3="http://schemas.microsoft.com/office/drawing/2016/5/9/chartex" xmlns:cx4="http://schemas.microsoft.com/office/drawing/2016/5/10/chartex" xmlns:cx5="http://schemas.microsoft.com/office/drawing/2016/5/11/chartex" xmlns:cx6="http://schemas.microsoft.com/office/drawing/2016/5/12/chartex" xmlns:cx7="http://schemas.microsoft.com/office/drawing/2016/5/13/chartex" xmlns:cx8="http://schemas.microsoft.com/office/drawing/2016/5/14/chartex" xmlns:mc="http://schemas.openxmlformats.org/markup-compatibility/2006" xmlns:aink="http://schemas.microsoft.com/office/drawing/2016/ink" xmlns:am3d="http://schemas.microsoft.com/office/drawing/2017/model3d" xmlns:o="urn:schemas-microsoft-com:office:office" xmlns:oel="http://schemas.microsoft.com/office/2019/extlst" xmlns:r="http://schemas.openxmlformats.org/officeDocument/2006/relationships" xmlns:m="http://schemas.openxmlformats.org/officeDocument/2006/math" xmlns:v="urn:schemas-microsoft-com:vml" xmlns:wp14="http://schemas.microsoft.com/office/word/2010/wordprocessingDrawing" xmlns:wp="http://schemas.openxmlformats.org/drawingml/2006/wordprocessingDrawing" xmlns:w10="urn:schemas-microsoft-com:office:word" xmlns:w="http://schemas.openxmlformats.org/wordprocessingml/2006/main" xmlns:w14="http://schemas.microsoft.com/office/word/2010/wordml" xmlns:w15="http://schemas.microsoft.com/office/word/2012/wordml" xmlns:w16cex="http://schemas.microsoft.com/office/word/2018/wordml/cex" xmlns:w16cid="http://schemas.microsoft.com/office/word/2016/wordml/cid" xmlns:w16="http://schemas.microsoft.com/office/word/2018/wordml" xmlns:w16du="http://schemas.microsoft.com/office/word/2023/wordml/word16du" xmlns:w16sdtdh="http://schemas.microsoft.com/office/word/2020/wordml/sdtdatahash" xmlns:w16sdtfl="http://schemas.microsoft.com/office/word/2024/wordml/sdtformatlock" xmlns:w16se="http://schemas.microsoft.com/office/word/2015/wordml/symex" xmlns:wpg="http://schemas.microsoft.com/office/word/2010/wordprocessingGroup" xmlns:wpi="http://schemas.microsoft.com/office/word/2010/wordprocessingInk" xmlns:wne="http://schemas.microsoft.com/office/word/2006/wordml" xmlns:wps="http://schemas.microsoft.com/office/word/2010/wordprocessingShape" mc:Ignorable="w14 w15 w16se w16cid w16 w16cex w16sdtdh w16sdtfl w16du wp14">
+<w:numbering xmlns:wpc="http://schemas.microsoft.com/office/word/2010/wordprocessingCanvas" xmlns:cx="http://schemas.microsoft.com/office/drawing/2014/chartex" xmlns:cx1="http://schemas.microsoft.com/office/drawing/2015/9/8/chartex" xmlns:cx2="http://schemas.microsoft.com/office/drawing/2015/10/21/chartex" xmlns:cx3="http://schemas.microsoft.com/office/drawing/2016/5/9/chartex" xmlns:cx4="http://schemas.microsoft.com/office/drawing/2016/5/10/chartex" xmlns:cx5="http://schemas.microsoft.com/office/drawing/2016/5/11/chartex" xmlns:cx6="http://schemas.microsoft.com/office/drawing/2016/5/12/chartex" xmlns:cx7="http://schemas.microsoft.com/office/drawing/2016/5/13/chartex" xmlns:cx8="http://schemas.microsoft.com/office/drawing/2016/5/14/chartex" xmlns:mc="http://schemas.openxmlformats.org/markup-compatibility/2006" xmlns:aink="http://schemas.microsoft.com/office/drawing/2016/ink" xmlns:am3d="http://schemas.microsoft.com/office/drawing/2017/model3d" xmlns:o="urn:schemas-microsoft-com:office:office" xmlns:oel="http://schemas.microsoft.com/office/2019/extlst" xmlns:r="http://schemas.openxmlformats.org/officeDocument/2006/relationships" xmlns:m="http://schemas.openxmlformats.org/officeDocument/2006/math" xmlns:v="urn:schemas-microsoft-com:vml" xmlns:wp14="http://schemas.microsoft.com/office/word/2010/wordprocessingDrawing" xmlns:wp="http://schemas.openxmlformats.org/drawingml/2006/wordprocessingDrawing" xmlns:w10="urn:schemas-microsoft-com:office:word" xmlns:w="http://schemas.openxmlformats.org/wordprocessingml/2006/main" xmlns:w14="http://schemas.microsoft.com/office/word/2010/wordml" xmlns:w15="http://schemas.microsoft.com/office/word/2012/wordml" xmlns:w16cei="http://schemas.microsoft.com/office/word/2026/wordml/cei" xmlns:w16cex="http://schemas.microsoft.com/office/word/2018/wordml/cex" xmlns:w16cid="http://schemas.microsoft.com/office/word/2016/wordml/cid" xmlns:w16="http://schemas.microsoft.com/office/word/2018/wordml" xmlns:w16du="http://schemas.microsoft.com/office/word/2023/wordml/word16du" xmlns:w16sdtdh="http://schemas.microsoft.com/office/word/2020/wordml/sdtdatahash" xmlns:w16sdtfl="http://schemas.microsoft.com/office/word/2024/wordml/sdtformatlock" xmlns:w16se="http://schemas.microsoft.com/office/word/2015/wordml/symex" xmlns:wpg="http://schemas.microsoft.com/office/word/2010/wordprocessingGroup" xmlns:wpi="http://schemas.microsoft.com/office/word/2010/wordprocessingInk" xmlns:wne="http://schemas.microsoft.com/office/word/2006/wordml" xmlns:wps="http://schemas.microsoft.com/office/word/2010/wordprocessingShape" mc:Ignorable="w14 w15 w16se w16cid w16 w16cex w16sdtdh w16sdtfl w16du wp14">
   <w:abstractNum w:abstractNumId="0" w15:restartNumberingAfterBreak="0">
     <w:nsid w:val="0A11630B"/>
     <w:multiLevelType w:val="hybridMultilevel"/>
@@ -5353,7 +5233,6 @@
   <w:style w:type="character" w:default="1" w:styleId="a0">
     <w:name w:val="Default Paragraph Font"/>
     <w:uiPriority w:val="1"/>
-    <w:semiHidden/>
     <w:unhideWhenUsed/>
   </w:style>
   <w:style w:type="table" w:default="1" w:styleId="a1">
@@ -5929,10 +5808,6 @@
 </file>
 
 <file path=customXml/item1.xml><?xml version="1.0" encoding="utf-8"?>
-<b:Sources xmlns:b="http://schemas.openxmlformats.org/officeDocument/2006/bibliography" xmlns="http://schemas.openxmlformats.org/officeDocument/2006/bibliography" SelectedStyle="\APASixthEditionOfficeOnline.xsl" StyleName="APA" Version="6"/>
-</file>
-
-<file path=customXml/item2.xml><?xml version="1.0" encoding="utf-8"?>
 <s:customData xmlns="http://www.wps.cn/officeDocument/2013/wpsCustomData" xmlns:s="http://www.wps.cn/officeDocument/2013/wpsCustomData">
   <customSectProps>
     <customSectPr/>
@@ -5943,18 +5818,22 @@
 </s:customData>
 </file>
 
+<file path=customXml/item2.xml><?xml version="1.0" encoding="utf-8"?>
+<b:Sources xmlns:b="http://schemas.openxmlformats.org/officeDocument/2006/bibliography" xmlns="http://schemas.openxmlformats.org/officeDocument/2006/bibliography" SelectedStyle="\APASixthEditionOfficeOnline.xsl" StyleName="APA" Version="6"/>
+</file>
+
 <file path=customXml/itemProps1.xml><?xml version="1.0" encoding="utf-8"?>
+<ds:datastoreItem xmlns:ds="http://schemas.openxmlformats.org/officeDocument/2006/customXml" ds:itemID="{B1977F7D-205B-4081-913C-38D41E755F92}">
+  <ds:schemaRefs>
+    <ds:schemaRef ds:uri="http://www.wps.cn/officeDocument/2013/wpsCustomData"/>
+  </ds:schemaRefs>
+</ds:datastoreItem>
+</file>
+
+<file path=customXml/itemProps2.xml><?xml version="1.0" encoding="utf-8"?>
 <ds:datastoreItem xmlns:ds="http://schemas.openxmlformats.org/officeDocument/2006/customXml" ds:itemID="{6FAE1D97-7B7A-48FF-A401-C5430997538A}">
   <ds:schemaRefs>
     <ds:schemaRef ds:uri="http://schemas.openxmlformats.org/officeDocument/2006/bibliography"/>
   </ds:schemaRefs>
 </ds:datastoreItem>
-</file>
-
-<file path=customXml/itemProps2.xml><?xml version="1.0" encoding="utf-8"?>
-<ds:datastoreItem xmlns:ds="http://schemas.openxmlformats.org/officeDocument/2006/customXml" ds:itemID="{B1977F7D-205B-4081-913C-38D41E755F92}">
-  <ds:schemaRefs>
-    <ds:schemaRef ds:uri="http://www.wps.cn/officeDocument/2013/wpsCustomData"/>
-  </ds:schemaRefs>
-</ds:datastoreItem>
 </file>